--- a/docs/tuan3/PHAN2_CSDL.docx
+++ b/docs/tuan3/PHAN2_CSDL.docx
@@ -1229,189 +1229,6 @@
                 <w:i w:val="0"/>
                 <w:sz w:val="20"/>
               </w:rPr>
-              <w:t>ngon_ngu_goc</w:t>
-            </w:r>
-          </w:p>
-        </w:tc>
-        <w:tc>
-          <w:tcPr>
-            <w:tcW w:type="dxa" w:w="2351"/>
-          </w:tcPr>
-          <w:p>
-            <w:pPr>
-              <w:spacing w:before="40" w:after="40"/>
-            </w:pPr>
-            <w:r>
-              <w:rPr>
-                <w:rFonts w:ascii="Times New Roman" w:hAnsi="Times New Roman" w:eastAsia="Times New Roman"/>
-                <w:b w:val="0"/>
-                <w:i w:val="0"/>
-                <w:sz w:val="22"/>
-              </w:rPr>
-              <w:t>TEXT</w:t>
-            </w:r>
-          </w:p>
-        </w:tc>
-        <w:tc>
-          <w:tcPr>
-            <w:tcW w:type="dxa" w:w="2351"/>
-          </w:tcPr>
-          <w:p>
-            <w:pPr>
-              <w:spacing w:before="40" w:after="40"/>
-            </w:pPr>
-            <w:r>
-              <w:rPr>
-                <w:rFonts w:ascii="Times New Roman" w:hAnsi="Times New Roman" w:eastAsia="Times New Roman"/>
-                <w:b w:val="0"/>
-                <w:i w:val="0"/>
-                <w:sz w:val="22"/>
-              </w:rPr>
-              <w:t xml:space="preserve">NOT NULL, mặc định </w:t>
-            </w:r>
-            <w:r>
-              <w:rPr>
-                <w:rFonts w:ascii="Consolas" w:hAnsi="Consolas" w:eastAsia="Consolas"/>
-                <w:b w:val="0"/>
-                <w:i w:val="0"/>
-                <w:sz w:val="20"/>
-              </w:rPr>
-              <w:t>'en'</w:t>
-            </w:r>
-          </w:p>
-        </w:tc>
-        <w:tc>
-          <w:tcPr>
-            <w:tcW w:type="dxa" w:w="2351"/>
-          </w:tcPr>
-          <w:p>
-            <w:pPr>
-              <w:spacing w:before="40" w:after="40"/>
-            </w:pPr>
-            <w:r>
-              <w:rPr>
-                <w:rFonts w:ascii="Times New Roman" w:hAnsi="Times New Roman" w:eastAsia="Times New Roman"/>
-                <w:b w:val="0"/>
-                <w:i w:val="0"/>
-                <w:sz w:val="22"/>
-              </w:rPr>
-              <w:t xml:space="preserve">Ngôn ngữ nguồn của nhóm — </w:t>
-            </w:r>
-            <w:r>
-              <w:rPr>
-                <w:rFonts w:ascii="Times New Roman" w:hAnsi="Times New Roman" w:eastAsia="Times New Roman"/>
-                <w:b/>
-                <w:i w:val="0"/>
-                <w:sz w:val="22"/>
-              </w:rPr>
-              <w:t>khai báo, chưa dùng</w:t>
-            </w:r>
-          </w:p>
-        </w:tc>
-      </w:tr>
-      <w:tr>
-        <w:tc>
-          <w:tcPr>
-            <w:tcW w:type="dxa" w:w="2351"/>
-          </w:tcPr>
-          <w:p>
-            <w:pPr>
-              <w:spacing w:before="40" w:after="40"/>
-            </w:pPr>
-            <w:r>
-              <w:rPr>
-                <w:rFonts w:ascii="Consolas" w:hAnsi="Consolas" w:eastAsia="Consolas"/>
-                <w:b w:val="0"/>
-                <w:i w:val="0"/>
-                <w:sz w:val="20"/>
-              </w:rPr>
-              <w:t>sub_style</w:t>
-            </w:r>
-          </w:p>
-        </w:tc>
-        <w:tc>
-          <w:tcPr>
-            <w:tcW w:type="dxa" w:w="2351"/>
-          </w:tcPr>
-          <w:p>
-            <w:pPr>
-              <w:spacing w:before="40" w:after="40"/>
-            </w:pPr>
-            <w:r>
-              <w:rPr>
-                <w:rFonts w:ascii="Times New Roman" w:hAnsi="Times New Roman" w:eastAsia="Times New Roman"/>
-                <w:b w:val="0"/>
-                <w:i w:val="0"/>
-                <w:sz w:val="22"/>
-              </w:rPr>
-              <w:t>TEXT</w:t>
-            </w:r>
-          </w:p>
-        </w:tc>
-        <w:tc>
-          <w:tcPr>
-            <w:tcW w:type="dxa" w:w="2351"/>
-          </w:tcPr>
-          <w:p>
-            <w:pPr>
-              <w:spacing w:before="40" w:after="40"/>
-            </w:pPr>
-            <w:r>
-              <w:rPr>
-                <w:rFonts w:ascii="Times New Roman" w:hAnsi="Times New Roman" w:eastAsia="Times New Roman"/>
-                <w:b w:val="0"/>
-                <w:i w:val="0"/>
-                <w:sz w:val="22"/>
-              </w:rPr>
-              <w:t>cho phép NULL</w:t>
-            </w:r>
-          </w:p>
-        </w:tc>
-        <w:tc>
-          <w:tcPr>
-            <w:tcW w:type="dxa" w:w="2351"/>
-          </w:tcPr>
-          <w:p>
-            <w:pPr>
-              <w:spacing w:before="40" w:after="40"/>
-            </w:pPr>
-            <w:r>
-              <w:rPr>
-                <w:rFonts w:ascii="Times New Roman" w:hAnsi="Times New Roman" w:eastAsia="Times New Roman"/>
-                <w:b w:val="0"/>
-                <w:i w:val="0"/>
-                <w:sz w:val="22"/>
-              </w:rPr>
-              <w:t xml:space="preserve">Kiểu chữ riêng của nhóm — </w:t>
-            </w:r>
-            <w:r>
-              <w:rPr>
-                <w:rFonts w:ascii="Times New Roman" w:hAnsi="Times New Roman" w:eastAsia="Times New Roman"/>
-                <w:b/>
-                <w:i w:val="0"/>
-                <w:sz w:val="22"/>
-              </w:rPr>
-              <w:t>khai báo, chưa dùng</w:t>
-            </w:r>
-          </w:p>
-        </w:tc>
-      </w:tr>
-      <w:tr>
-        <w:tc>
-          <w:tcPr>
-            <w:tcW w:type="dxa" w:w="2351"/>
-          </w:tcPr>
-          <w:p>
-            <w:pPr>
-              <w:spacing w:before="40" w:after="40"/>
-            </w:pPr>
-            <w:r>
-              <w:rPr>
-                <w:rFonts w:ascii="Consolas" w:hAnsi="Consolas" w:eastAsia="Consolas"/>
-                <w:b w:val="0"/>
-                <w:i w:val="0"/>
-                <w:sz w:val="20"/>
-              </w:rPr>
               <w:t>blur_x</w:t>
             </w:r>
             <w:r>
@@ -2888,294 +2705,6 @@
                 <w:sz w:val="22"/>
               </w:rPr>
               <w:t>Bản dịch đang dùng</w:t>
-            </w:r>
-          </w:p>
-        </w:tc>
-      </w:tr>
-      <w:tr>
-        <w:tc>
-          <w:tcPr>
-            <w:tcW w:type="dxa" w:w="2351"/>
-          </w:tcPr>
-          <w:p>
-            <w:pPr>
-              <w:spacing w:before="40" w:after="40"/>
-            </w:pPr>
-            <w:r>
-              <w:rPr>
-                <w:rFonts w:ascii="Consolas" w:hAnsi="Consolas" w:eastAsia="Consolas"/>
-                <w:b w:val="0"/>
-                <w:i w:val="0"/>
-                <w:sz w:val="20"/>
-              </w:rPr>
-              <w:t>loai</w:t>
-            </w:r>
-          </w:p>
-        </w:tc>
-        <w:tc>
-          <w:tcPr>
-            <w:tcW w:type="dxa" w:w="2351"/>
-          </w:tcPr>
-          <w:p>
-            <w:pPr>
-              <w:spacing w:before="40" w:after="40"/>
-            </w:pPr>
-            <w:r>
-              <w:rPr>
-                <w:rFonts w:ascii="Times New Roman" w:hAnsi="Times New Roman" w:eastAsia="Times New Roman"/>
-                <w:b w:val="0"/>
-                <w:i w:val="0"/>
-                <w:sz w:val="22"/>
-              </w:rPr>
-              <w:t>TEXT</w:t>
-            </w:r>
-          </w:p>
-        </w:tc>
-        <w:tc>
-          <w:tcPr>
-            <w:tcW w:type="dxa" w:w="2351"/>
-          </w:tcPr>
-          <w:p>
-            <w:pPr>
-              <w:spacing w:before="40" w:after="40"/>
-            </w:pPr>
-            <w:r>
-              <w:rPr>
-                <w:rFonts w:ascii="Times New Roman" w:hAnsi="Times New Roman" w:eastAsia="Times New Roman"/>
-                <w:b w:val="0"/>
-                <w:i w:val="0"/>
-                <w:sz w:val="22"/>
-              </w:rPr>
-              <w:t xml:space="preserve">NOT NULL, CHECK một trong </w:t>
-            </w:r>
-            <w:r>
-              <w:rPr>
-                <w:rFonts w:ascii="Consolas" w:hAnsi="Consolas" w:eastAsia="Consolas"/>
-                <w:b w:val="0"/>
-                <w:i w:val="0"/>
-                <w:sz w:val="20"/>
-              </w:rPr>
-              <w:t>ten_nguoi</w:t>
-            </w:r>
-            <w:r>
-              <w:rPr>
-                <w:rFonts w:ascii="Times New Roman" w:hAnsi="Times New Roman" w:eastAsia="Times New Roman"/>
-                <w:b w:val="0"/>
-                <w:i w:val="0"/>
-                <w:sz w:val="22"/>
-              </w:rPr>
-              <w:t xml:space="preserve">, </w:t>
-            </w:r>
-            <w:r>
-              <w:rPr>
-                <w:rFonts w:ascii="Consolas" w:hAnsi="Consolas" w:eastAsia="Consolas"/>
-                <w:b w:val="0"/>
-                <w:i w:val="0"/>
-                <w:sz w:val="20"/>
-              </w:rPr>
-              <w:t>dia_danh</w:t>
-            </w:r>
-            <w:r>
-              <w:rPr>
-                <w:rFonts w:ascii="Times New Roman" w:hAnsi="Times New Roman" w:eastAsia="Times New Roman"/>
-                <w:b w:val="0"/>
-                <w:i w:val="0"/>
-                <w:sz w:val="22"/>
-              </w:rPr>
-              <w:t xml:space="preserve">, </w:t>
-            </w:r>
-            <w:r>
-              <w:rPr>
-                <w:rFonts w:ascii="Consolas" w:hAnsi="Consolas" w:eastAsia="Consolas"/>
-                <w:b w:val="0"/>
-                <w:i w:val="0"/>
-                <w:sz w:val="20"/>
-              </w:rPr>
-              <w:t>thuat_ngu</w:t>
-            </w:r>
-          </w:p>
-        </w:tc>
-        <w:tc>
-          <w:tcPr>
-            <w:tcW w:type="dxa" w:w="2351"/>
-          </w:tcPr>
-          <w:p>
-            <w:pPr>
-              <w:spacing w:before="40" w:after="40"/>
-            </w:pPr>
-            <w:r>
-              <w:rPr>
-                <w:rFonts w:ascii="Times New Roman" w:hAnsi="Times New Roman" w:eastAsia="Times New Roman"/>
-                <w:b w:val="0"/>
-                <w:i w:val="0"/>
-                <w:sz w:val="22"/>
-              </w:rPr>
-              <w:t xml:space="preserve">Phân loại — </w:t>
-            </w:r>
-            <w:r>
-              <w:rPr>
-                <w:rFonts w:ascii="Times New Roman" w:hAnsi="Times New Roman" w:eastAsia="Times New Roman"/>
-                <w:b/>
-                <w:i w:val="0"/>
-                <w:sz w:val="22"/>
-              </w:rPr>
-              <w:t>khai báo, mã luôn để mặc định</w:t>
-            </w:r>
-          </w:p>
-        </w:tc>
-      </w:tr>
-      <w:tr>
-        <w:tc>
-          <w:tcPr>
-            <w:tcW w:type="dxa" w:w="2351"/>
-          </w:tcPr>
-          <w:p>
-            <w:pPr>
-              <w:spacing w:before="40" w:after="40"/>
-            </w:pPr>
-            <w:r>
-              <w:rPr>
-                <w:rFonts w:ascii="Consolas" w:hAnsi="Consolas" w:eastAsia="Consolas"/>
-                <w:b w:val="0"/>
-                <w:i w:val="0"/>
-                <w:sz w:val="20"/>
-              </w:rPr>
-              <w:t>so_lan</w:t>
-            </w:r>
-          </w:p>
-        </w:tc>
-        <w:tc>
-          <w:tcPr>
-            <w:tcW w:type="dxa" w:w="2351"/>
-          </w:tcPr>
-          <w:p>
-            <w:pPr>
-              <w:spacing w:before="40" w:after="40"/>
-            </w:pPr>
-            <w:r>
-              <w:rPr>
-                <w:rFonts w:ascii="Times New Roman" w:hAnsi="Times New Roman" w:eastAsia="Times New Roman"/>
-                <w:b w:val="0"/>
-                <w:i w:val="0"/>
-                <w:sz w:val="22"/>
-              </w:rPr>
-              <w:t>INTEGER</w:t>
-            </w:r>
-          </w:p>
-        </w:tc>
-        <w:tc>
-          <w:tcPr>
-            <w:tcW w:type="dxa" w:w="2351"/>
-          </w:tcPr>
-          <w:p>
-            <w:pPr>
-              <w:spacing w:before="40" w:after="40"/>
-            </w:pPr>
-            <w:r>
-              <w:rPr>
-                <w:rFonts w:ascii="Times New Roman" w:hAnsi="Times New Roman" w:eastAsia="Times New Roman"/>
-                <w:b w:val="0"/>
-                <w:i w:val="0"/>
-                <w:sz w:val="22"/>
-              </w:rPr>
-              <w:t>NOT NULL, mặc định 1</w:t>
-            </w:r>
-          </w:p>
-        </w:tc>
-        <w:tc>
-          <w:tcPr>
-            <w:tcW w:type="dxa" w:w="2351"/>
-          </w:tcPr>
-          <w:p>
-            <w:pPr>
-              <w:spacing w:before="40" w:after="40"/>
-            </w:pPr>
-            <w:r>
-              <w:rPr>
-                <w:rFonts w:ascii="Times New Roman" w:hAnsi="Times New Roman" w:eastAsia="Times New Roman"/>
-                <w:b w:val="0"/>
-                <w:i w:val="0"/>
-                <w:sz w:val="22"/>
-              </w:rPr>
-              <w:t>Số lần máy gặp lại thuật ngữ này</w:t>
-            </w:r>
-          </w:p>
-        </w:tc>
-      </w:tr>
-      <w:tr>
-        <w:tc>
-          <w:tcPr>
-            <w:tcW w:type="dxa" w:w="2351"/>
-          </w:tcPr>
-          <w:p>
-            <w:pPr>
-              <w:spacing w:before="40" w:after="40"/>
-            </w:pPr>
-            <w:r>
-              <w:rPr>
-                <w:rFonts w:ascii="Consolas" w:hAnsi="Consolas" w:eastAsia="Consolas"/>
-                <w:b w:val="0"/>
-                <w:i w:val="0"/>
-                <w:sz w:val="20"/>
-              </w:rPr>
-              <w:t>khoa</w:t>
-            </w:r>
-          </w:p>
-        </w:tc>
-        <w:tc>
-          <w:tcPr>
-            <w:tcW w:type="dxa" w:w="2351"/>
-          </w:tcPr>
-          <w:p>
-            <w:pPr>
-              <w:spacing w:before="40" w:after="40"/>
-            </w:pPr>
-            <w:r>
-              <w:rPr>
-                <w:rFonts w:ascii="Times New Roman" w:hAnsi="Times New Roman" w:eastAsia="Times New Roman"/>
-                <w:b w:val="0"/>
-                <w:i w:val="0"/>
-                <w:sz w:val="22"/>
-              </w:rPr>
-              <w:t>INTEGER</w:t>
-            </w:r>
-          </w:p>
-        </w:tc>
-        <w:tc>
-          <w:tcPr>
-            <w:tcW w:type="dxa" w:w="2351"/>
-          </w:tcPr>
-          <w:p>
-            <w:pPr>
-              <w:spacing w:before="40" w:after="40"/>
-            </w:pPr>
-            <w:r>
-              <w:rPr>
-                <w:rFonts w:ascii="Times New Roman" w:hAnsi="Times New Roman" w:eastAsia="Times New Roman"/>
-                <w:b w:val="0"/>
-                <w:i w:val="0"/>
-                <w:sz w:val="22"/>
-              </w:rPr>
-              <w:t>NOT NULL, mặc định 0</w:t>
-            </w:r>
-          </w:p>
-        </w:tc>
-        <w:tc>
-          <w:tcPr>
-            <w:tcW w:type="dxa" w:w="2351"/>
-          </w:tcPr>
-          <w:p>
-            <w:pPr>
-              <w:spacing w:before="40" w:after="40"/>
-            </w:pPr>
-            <w:r>
-              <w:rPr>
-                <w:rFonts w:ascii="Times New Roman" w:hAnsi="Times New Roman" w:eastAsia="Times New Roman"/>
-                <w:b w:val="0"/>
-                <w:i w:val="0"/>
-                <w:sz w:val="22"/>
-              </w:rPr>
-              <w:t>Người dùng đánh dấu khóa bản dịch</w:t>
             </w:r>
           </w:p>
         </w:tc>
@@ -5874,7 +5403,7 @@
           <w:i w:val="0"/>
           <w:sz w:val="26"/>
         </w:rPr>
-        <w:t xml:space="preserve">; các cột </w:t>
+        <w:t xml:space="preserve">; cột </w:t>
       </w:r>
       <w:r>
         <w:rPr>
@@ -5884,60 +5413,6 @@
           <w:sz w:val="24"/>
         </w:rPr>
         <w:t>dich</w:t>
-      </w:r>
-      <w:r>
-        <w:rPr>
-          <w:rFonts w:ascii="Times New Roman" w:hAnsi="Times New Roman" w:eastAsia="Times New Roman"/>
-          <w:b w:val="0"/>
-          <w:i w:val="0"/>
-          <w:sz w:val="26"/>
-        </w:rPr>
-        <w:t xml:space="preserve">, </w:t>
-      </w:r>
-      <w:r>
-        <w:rPr>
-          <w:rFonts w:ascii="Consolas" w:hAnsi="Consolas" w:eastAsia="Consolas"/>
-          <w:b w:val="0"/>
-          <w:i w:val="0"/>
-          <w:sz w:val="24"/>
-        </w:rPr>
-        <w:t>loai</w:t>
-      </w:r>
-      <w:r>
-        <w:rPr>
-          <w:rFonts w:ascii="Times New Roman" w:hAnsi="Times New Roman" w:eastAsia="Times New Roman"/>
-          <w:b w:val="0"/>
-          <w:i w:val="0"/>
-          <w:sz w:val="26"/>
-        </w:rPr>
-        <w:t xml:space="preserve">, </w:t>
-      </w:r>
-      <w:r>
-        <w:rPr>
-          <w:rFonts w:ascii="Consolas" w:hAnsi="Consolas" w:eastAsia="Consolas"/>
-          <w:b w:val="0"/>
-          <w:i w:val="0"/>
-          <w:sz w:val="24"/>
-        </w:rPr>
-        <w:t>so_lan</w:t>
-      </w:r>
-      <w:r>
-        <w:rPr>
-          <w:rFonts w:ascii="Times New Roman" w:hAnsi="Times New Roman" w:eastAsia="Times New Roman"/>
-          <w:b w:val="0"/>
-          <w:i w:val="0"/>
-          <w:sz w:val="26"/>
-        </w:rPr>
-        <w:t xml:space="preserve">, </w:t>
-      </w:r>
-      <w:r>
-        <w:rPr>
-          <w:rFonts w:ascii="Consolas" w:hAnsi="Consolas" w:eastAsia="Consolas"/>
-          <w:b w:val="0"/>
-          <w:i w:val="0"/>
-          <w:sz w:val="24"/>
-        </w:rPr>
-        <w:t>khoa</w:t>
       </w:r>
       <w:r>
         <w:rPr>
@@ -6384,7 +5859,7 @@
                 <w:i w:val="0"/>
                 <w:sz w:val="20"/>
               </w:rPr>
-              <w:t>(nhom_id, goc) → dich, loai, so_lan, khoa</w:t>
+              <w:t>(nhom_id, goc) → dich</w:t>
             </w:r>
           </w:p>
         </w:tc>
@@ -6681,7 +6156,7 @@
           <w:i w:val="0"/>
           <w:sz w:val="26"/>
         </w:rPr>
-        <w:t xml:space="preserve"> của hàng đó chứa băm tệp bản dịch chứ không chứa lỗi. Nhờ vậy, một lần sập giữa "ghi tệp" và "ghi CSDL" được hoàn tất ở lần chạy sau mà không đếm thuật ngữ hai lần (FR-15). Cái giá: cột </w:t>
+        <w:t xml:space="preserve"> của hàng đó chứa băm tệp bản dịch chứ không chứa lỗi. Nhờ vậy, một lần sập giữa "ghi tệp" và "ghi CSDL" được hoàn tất ở lần chạy sau mà không áp bảng thuật ngữ hai lần (FR-15). Cái giá: cột </w:t>
       </w:r>
       <w:r>
         <w:rPr>
@@ -6739,7 +6214,111 @@
           <w:i w:val="0"/>
           <w:sz w:val="26"/>
         </w:rPr>
-        <w:t xml:space="preserve">Kiểm trên mã nguồn và trên CSDL thật </w:t>
+        <w:t xml:space="preserve">Các cột </w:t>
+      </w:r>
+      <w:r>
+        <w:rPr>
+          <w:rFonts w:ascii="Consolas" w:hAnsi="Consolas" w:eastAsia="Consolas"/>
+          <w:b w:val="0"/>
+          <w:i w:val="0"/>
+          <w:sz w:val="24"/>
+        </w:rPr>
+        <w:t>nhom.ngon_ngu_goc</w:t>
+      </w:r>
+      <w:r>
+        <w:rPr>
+          <w:rFonts w:ascii="Times New Roman" w:hAnsi="Times New Roman" w:eastAsia="Times New Roman"/>
+          <w:b w:val="0"/>
+          <w:i w:val="0"/>
+          <w:sz w:val="26"/>
+        </w:rPr>
+        <w:t xml:space="preserve">, </w:t>
+      </w:r>
+      <w:r>
+        <w:rPr>
+          <w:rFonts w:ascii="Consolas" w:hAnsi="Consolas" w:eastAsia="Consolas"/>
+          <w:b w:val="0"/>
+          <w:i w:val="0"/>
+          <w:sz w:val="24"/>
+        </w:rPr>
+        <w:t>nhom.sub_style</w:t>
+      </w:r>
+      <w:r>
+        <w:rPr>
+          <w:rFonts w:ascii="Times New Roman" w:hAnsi="Times New Roman" w:eastAsia="Times New Roman"/>
+          <w:b w:val="0"/>
+          <w:i w:val="0"/>
+          <w:sz w:val="26"/>
+        </w:rPr>
+        <w:t xml:space="preserve">, </w:t>
+      </w:r>
+      <w:r>
+        <w:rPr>
+          <w:rFonts w:ascii="Consolas" w:hAnsi="Consolas" w:eastAsia="Consolas"/>
+          <w:b w:val="0"/>
+          <w:i w:val="0"/>
+          <w:sz w:val="24"/>
+        </w:rPr>
+        <w:t>thuat_ngu.loai</w:t>
+      </w:r>
+      <w:r>
+        <w:rPr>
+          <w:rFonts w:ascii="Times New Roman" w:hAnsi="Times New Roman" w:eastAsia="Times New Roman"/>
+          <w:b w:val="0"/>
+          <w:i w:val="0"/>
+          <w:sz w:val="26"/>
+        </w:rPr>
+        <w:t xml:space="preserve">, </w:t>
+      </w:r>
+      <w:r>
+        <w:rPr>
+          <w:rFonts w:ascii="Consolas" w:hAnsi="Consolas" w:eastAsia="Consolas"/>
+          <w:b w:val="0"/>
+          <w:i w:val="0"/>
+          <w:sz w:val="24"/>
+        </w:rPr>
+        <w:t>thuat_ngu.so_lan</w:t>
+      </w:r>
+      <w:r>
+        <w:rPr>
+          <w:rFonts w:ascii="Times New Roman" w:hAnsi="Times New Roman" w:eastAsia="Times New Roman"/>
+          <w:b w:val="0"/>
+          <w:i w:val="0"/>
+          <w:sz w:val="26"/>
+        </w:rPr>
+        <w:t xml:space="preserve"> và </w:t>
+      </w:r>
+      <w:r>
+        <w:rPr>
+          <w:rFonts w:ascii="Consolas" w:hAnsi="Consolas" w:eastAsia="Consolas"/>
+          <w:b w:val="0"/>
+          <w:i w:val="0"/>
+          <w:sz w:val="24"/>
+        </w:rPr>
+        <w:t>thuat_ngu.khoa</w:t>
+      </w:r>
+      <w:r>
+        <w:rPr>
+          <w:rFonts w:ascii="Times New Roman" w:hAnsi="Times New Roman" w:eastAsia="Times New Roman"/>
+          <w:b w:val="0"/>
+          <w:i w:val="0"/>
+          <w:sz w:val="26"/>
+        </w:rPr>
+        <w:t xml:space="preserve"> từng được khai báo nhưng không đổi hành vi nào, nên đã gỡ khỏi lược đồ ngày 30/09/2026. CSDL tạo trước ngày đó vẫn còn các cột này; mã mới không đọc hay ghi chúng, nên không cần di chuyển dữ liệu.</w:t>
+      </w:r>
+    </w:p>
+    <w:p>
+      <w:pPr>
+        <w:jc w:val="both"/>
+      </w:pPr>
+      <w:r>
+        <w:rPr>
+          <w:rFonts w:ascii="Times New Roman" w:hAnsi="Times New Roman" w:eastAsia="Times New Roman"/>
+          <w:b w:val="0"/>
+          <w:i w:val="0"/>
+          <w:sz w:val="26"/>
+        </w:rPr>
+        <w:t xml:space="preserve">Còn một điểm khai báo mà mã chưa dùng, kiểm trên mã nguồn và trên CSDL thật </w:t>
       </w:r>
       <w:r>
         <w:rPr>
@@ -6850,7 +6429,7 @@
                 <w:i w:val="0"/>
                 <w:sz w:val="20"/>
               </w:rPr>
-              <w:t>nhom.ngon_ngu_goc</w:t>
+              <w:t>cong_viec.video_id</w:t>
             </w:r>
           </w:p>
         </w:tc>
@@ -6864,12 +6443,39 @@
             </w:pPr>
             <w:r>
               <w:rPr>
+                <w:rFonts w:ascii="Consolas" w:hAnsi="Consolas" w:eastAsia="Consolas"/>
+                <w:b w:val="0"/>
+                <w:i w:val="0"/>
+                <w:sz w:val="20"/>
+              </w:rPr>
+              <w:t>tao_cong_viec</w:t>
+            </w:r>
+            <w:r>
+              <w:rPr>
                 <w:rFonts w:ascii="Times New Roman" w:hAnsi="Times New Roman" w:eastAsia="Times New Roman"/>
                 <w:b w:val="0"/>
                 <w:i w:val="0"/>
                 <w:sz w:val="22"/>
               </w:rPr>
-              <w:t>Không có dòng mã nào đọc hay ghi; luôn là mặc định</w:t>
+              <w:t xml:space="preserve"> được gọi không kèm </w:t>
+            </w:r>
+            <w:r>
+              <w:rPr>
+                <w:rFonts w:ascii="Consolas" w:hAnsi="Consolas" w:eastAsia="Consolas"/>
+                <w:b w:val="0"/>
+                <w:i w:val="0"/>
+                <w:sz w:val="20"/>
+              </w:rPr>
+              <w:t>video_id</w:t>
+            </w:r>
+            <w:r>
+              <w:rPr>
+                <w:rFonts w:ascii="Times New Roman" w:hAnsi="Times New Roman" w:eastAsia="Times New Roman"/>
+                <w:b w:val="0"/>
+                <w:i w:val="0"/>
+                <w:sz w:val="22"/>
+              </w:rPr>
+              <w:t>, không nơi nào cập nhật sau đó</w:t>
             </w:r>
           </w:p>
         </w:tc>
@@ -6888,342 +6494,7 @@
                 <w:i w:val="0"/>
                 <w:sz w:val="22"/>
               </w:rPr>
-              <w:t xml:space="preserve">2/2 nhóm có giá trị </w:t>
-            </w:r>
-            <w:r>
-              <w:rPr>
-                <w:rFonts w:ascii="Consolas" w:hAnsi="Consolas" w:eastAsia="Consolas"/>
-                <w:b w:val="0"/>
-                <w:i w:val="0"/>
-                <w:sz w:val="20"/>
-              </w:rPr>
-              <w:t>'en'</w:t>
-            </w:r>
-          </w:p>
-        </w:tc>
-      </w:tr>
-      <w:tr>
-        <w:tc>
-          <w:tcPr>
-            <w:tcW w:type="dxa" w:w="3135"/>
-          </w:tcPr>
-          <w:p>
-            <w:pPr>
-              <w:spacing w:before="40" w:after="40"/>
-            </w:pPr>
-            <w:r>
-              <w:rPr>
-                <w:rFonts w:ascii="Consolas" w:hAnsi="Consolas" w:eastAsia="Consolas"/>
-                <w:b w:val="0"/>
-                <w:i w:val="0"/>
-                <w:sz w:val="20"/>
-              </w:rPr>
-              <w:t>nhom.sub_style</w:t>
-            </w:r>
-          </w:p>
-        </w:tc>
-        <w:tc>
-          <w:tcPr>
-            <w:tcW w:type="dxa" w:w="3135"/>
-          </w:tcPr>
-          <w:p>
-            <w:pPr>
-              <w:spacing w:before="40" w:after="40"/>
-            </w:pPr>
-            <w:r>
-              <w:rPr>
-                <w:rFonts w:ascii="Times New Roman" w:hAnsi="Times New Roman" w:eastAsia="Times New Roman"/>
-                <w:b w:val="0"/>
-                <w:i w:val="0"/>
-                <w:sz w:val="22"/>
-              </w:rPr>
-              <w:t>Không có dòng mã nào đọc hay ghi</w:t>
-            </w:r>
-          </w:p>
-        </w:tc>
-        <w:tc>
-          <w:tcPr>
-            <w:tcW w:type="dxa" w:w="3135"/>
-          </w:tcPr>
-          <w:p>
-            <w:pPr>
-              <w:spacing w:before="40" w:after="40"/>
-            </w:pPr>
-            <w:r>
-              <w:rPr>
-                <w:rFonts w:ascii="Times New Roman" w:hAnsi="Times New Roman" w:eastAsia="Times New Roman"/>
-                <w:b w:val="0"/>
-                <w:i w:val="0"/>
-                <w:sz w:val="22"/>
-              </w:rPr>
-              <w:t>0/2 nhóm có giá trị</w:t>
-            </w:r>
-          </w:p>
-        </w:tc>
-      </w:tr>
-      <w:tr>
-        <w:tc>
-          <w:tcPr>
-            <w:tcW w:type="dxa" w:w="3135"/>
-          </w:tcPr>
-          <w:p>
-            <w:pPr>
-              <w:spacing w:before="40" w:after="40"/>
-            </w:pPr>
-            <w:r>
-              <w:rPr>
-                <w:rFonts w:ascii="Consolas" w:hAnsi="Consolas" w:eastAsia="Consolas"/>
-                <w:b w:val="0"/>
-                <w:i w:val="0"/>
-                <w:sz w:val="20"/>
-              </w:rPr>
-              <w:t>thuat_ngu.loai</w:t>
-            </w:r>
-          </w:p>
-        </w:tc>
-        <w:tc>
-          <w:tcPr>
-            <w:tcW w:type="dxa" w:w="3135"/>
-          </w:tcPr>
-          <w:p>
-            <w:pPr>
-              <w:spacing w:before="40" w:after="40"/>
-            </w:pPr>
-            <w:r>
-              <w:rPr>
-                <w:rFonts w:ascii="Times New Roman" w:hAnsi="Times New Roman" w:eastAsia="Times New Roman"/>
-                <w:b w:val="0"/>
-                <w:i w:val="0"/>
-                <w:sz w:val="22"/>
-              </w:rPr>
-              <w:t>Không có dòng mã nào ghi; luôn là mặc định</w:t>
-            </w:r>
-          </w:p>
-        </w:tc>
-        <w:tc>
-          <w:tcPr>
-            <w:tcW w:type="dxa" w:w="3135"/>
-          </w:tcPr>
-          <w:p>
-            <w:pPr>
-              <w:spacing w:before="40" w:after="40"/>
-            </w:pPr>
-            <w:r>
-              <w:rPr>
-                <w:rFonts w:ascii="Times New Roman" w:hAnsi="Times New Roman" w:eastAsia="Times New Roman"/>
-                <w:b w:val="0"/>
-                <w:i w:val="0"/>
-                <w:sz w:val="22"/>
-              </w:rPr>
-              <w:t xml:space="preserve">11/11 thuật ngữ là </w:t>
-            </w:r>
-            <w:r>
-              <w:rPr>
-                <w:rFonts w:ascii="Consolas" w:hAnsi="Consolas" w:eastAsia="Consolas"/>
-                <w:b w:val="0"/>
-                <w:i w:val="0"/>
-                <w:sz w:val="20"/>
-              </w:rPr>
-              <w:t>thuat_ngu</w:t>
-            </w:r>
-          </w:p>
-        </w:tc>
-      </w:tr>
-      <w:tr>
-        <w:tc>
-          <w:tcPr>
-            <w:tcW w:type="dxa" w:w="3135"/>
-          </w:tcPr>
-          <w:p>
-            <w:pPr>
-              <w:spacing w:before="40" w:after="40"/>
-            </w:pPr>
-            <w:r>
-              <w:rPr>
-                <w:rFonts w:ascii="Consolas" w:hAnsi="Consolas" w:eastAsia="Consolas"/>
-                <w:b w:val="0"/>
-                <w:i w:val="0"/>
-                <w:sz w:val="20"/>
-              </w:rPr>
-              <w:t>cong_viec.video_id</w:t>
-            </w:r>
-          </w:p>
-        </w:tc>
-        <w:tc>
-          <w:tcPr>
-            <w:tcW w:type="dxa" w:w="3135"/>
-          </w:tcPr>
-          <w:p>
-            <w:pPr>
-              <w:spacing w:before="40" w:after="40"/>
-            </w:pPr>
-            <w:r>
-              <w:rPr>
-                <w:rFonts w:ascii="Consolas" w:hAnsi="Consolas" w:eastAsia="Consolas"/>
-                <w:b w:val="0"/>
-                <w:i w:val="0"/>
-                <w:sz w:val="20"/>
-              </w:rPr>
-              <w:t>tao_cong_viec</w:t>
-            </w:r>
-            <w:r>
-              <w:rPr>
-                <w:rFonts w:ascii="Times New Roman" w:hAnsi="Times New Roman" w:eastAsia="Times New Roman"/>
-                <w:b w:val="0"/>
-                <w:i w:val="0"/>
-                <w:sz w:val="22"/>
-              </w:rPr>
-              <w:t xml:space="preserve"> được gọi không kèm </w:t>
-            </w:r>
-            <w:r>
-              <w:rPr>
-                <w:rFonts w:ascii="Consolas" w:hAnsi="Consolas" w:eastAsia="Consolas"/>
-                <w:b w:val="0"/>
-                <w:i w:val="0"/>
-                <w:sz w:val="20"/>
-              </w:rPr>
-              <w:t>video_id</w:t>
-            </w:r>
-            <w:r>
-              <w:rPr>
-                <w:rFonts w:ascii="Times New Roman" w:hAnsi="Times New Roman" w:eastAsia="Times New Roman"/>
-                <w:b w:val="0"/>
-                <w:i w:val="0"/>
-                <w:sz w:val="22"/>
-              </w:rPr>
-              <w:t>, không nơi nào cập nhật sau đó</w:t>
-            </w:r>
-          </w:p>
-        </w:tc>
-        <w:tc>
-          <w:tcPr>
-            <w:tcW w:type="dxa" w:w="3135"/>
-          </w:tcPr>
-          <w:p>
-            <w:pPr>
-              <w:spacing w:before="40" w:after="40"/>
-            </w:pPr>
-            <w:r>
-              <w:rPr>
-                <w:rFonts w:ascii="Times New Roman" w:hAnsi="Times New Roman" w:eastAsia="Times New Roman"/>
-                <w:b w:val="0"/>
-                <w:i w:val="0"/>
-                <w:sz w:val="22"/>
-              </w:rPr>
               <w:t>0/3 công việc có giá trị</w:t>
-            </w:r>
-          </w:p>
-        </w:tc>
-      </w:tr>
-      <w:tr>
-        <w:tc>
-          <w:tcPr>
-            <w:tcW w:type="dxa" w:w="3135"/>
-          </w:tcPr>
-          <w:p>
-            <w:pPr>
-              <w:spacing w:before="40" w:after="40"/>
-            </w:pPr>
-            <w:r>
-              <w:rPr>
-                <w:rFonts w:ascii="Consolas" w:hAnsi="Consolas" w:eastAsia="Consolas"/>
-                <w:b w:val="0"/>
-                <w:i w:val="0"/>
-                <w:sz w:val="20"/>
-              </w:rPr>
-              <w:t>thuat_ngu.khoa</w:t>
-            </w:r>
-            <w:r>
-              <w:rPr>
-                <w:rFonts w:ascii="Times New Roman" w:hAnsi="Times New Roman" w:eastAsia="Times New Roman"/>
-                <w:b w:val="0"/>
-                <w:i w:val="0"/>
-                <w:sz w:val="22"/>
-              </w:rPr>
-              <w:t xml:space="preserve">, </w:t>
-            </w:r>
-            <w:r>
-              <w:rPr>
-                <w:rFonts w:ascii="Consolas" w:hAnsi="Consolas" w:eastAsia="Consolas"/>
-                <w:b w:val="0"/>
-                <w:i w:val="0"/>
-                <w:sz w:val="20"/>
-              </w:rPr>
-              <w:t>thuat_ngu.so_lan</w:t>
-            </w:r>
-          </w:p>
-        </w:tc>
-        <w:tc>
-          <w:tcPr>
-            <w:tcW w:type="dxa" w:w="3135"/>
-          </w:tcPr>
-          <w:p>
-            <w:pPr>
-              <w:spacing w:before="40" w:after="40"/>
-            </w:pPr>
-            <w:r>
-              <w:rPr>
-                <w:rFonts w:ascii="Times New Roman" w:hAnsi="Times New Roman" w:eastAsia="Times New Roman"/>
-                <w:b w:val="0"/>
-                <w:i w:val="0"/>
-                <w:sz w:val="22"/>
-              </w:rPr>
-              <w:t xml:space="preserve">Được </w:t>
-            </w:r>
-            <w:r>
-              <w:rPr>
-                <w:rFonts w:ascii="Times New Roman" w:hAnsi="Times New Roman" w:eastAsia="Times New Roman"/>
-                <w:b/>
-                <w:i w:val="0"/>
-                <w:sz w:val="22"/>
-              </w:rPr>
-              <w:t>ghi</w:t>
-            </w:r>
-            <w:r>
-              <w:rPr>
-                <w:rFonts w:ascii="Times New Roman" w:hAnsi="Times New Roman" w:eastAsia="Times New Roman"/>
-                <w:b w:val="0"/>
-                <w:i w:val="0"/>
-                <w:sz w:val="22"/>
-              </w:rPr>
-              <w:t xml:space="preserve"> nhưng chưa có nhánh nào </w:t>
-            </w:r>
-            <w:r>
-              <w:rPr>
-                <w:rFonts w:ascii="Times New Roman" w:hAnsi="Times New Roman" w:eastAsia="Times New Roman"/>
-                <w:b/>
-                <w:i w:val="0"/>
-                <w:sz w:val="22"/>
-              </w:rPr>
-              <w:t>đọc</w:t>
-            </w:r>
-            <w:r>
-              <w:rPr>
-                <w:rFonts w:ascii="Times New Roman" w:hAnsi="Times New Roman" w:eastAsia="Times New Roman"/>
-                <w:b w:val="0"/>
-                <w:i w:val="0"/>
-                <w:sz w:val="22"/>
-              </w:rPr>
-              <w:t>. Máy dịch vốn không bao giờ ghi đè bản dịch đã có, khóa hay không</w:t>
-            </w:r>
-          </w:p>
-        </w:tc>
-        <w:tc>
-          <w:tcPr>
-            <w:tcW w:type="dxa" w:w="3135"/>
-          </w:tcPr>
-          <w:p>
-            <w:pPr>
-              <w:spacing w:before="40" w:after="40"/>
-            </w:pPr>
-            <w:r>
-              <w:rPr>
-                <w:rFonts w:ascii="Times New Roman" w:hAnsi="Times New Roman" w:eastAsia="Times New Roman"/>
-                <w:b w:val="0"/>
-                <w:i w:val="0"/>
-                <w:sz w:val="22"/>
-              </w:rPr>
-              <w:t>—</w:t>
             </w:r>
           </w:p>
         </w:tc>
@@ -7245,7 +6516,7 @@
           <w:i w:val="0"/>
           <w:sz w:val="26"/>
         </w:rPr>
-        <w:t xml:space="preserve">Những điểm trên không làm sai chức năng hiện có, vì vậy nhóm </w:t>
+        <w:t xml:space="preserve">Điểm này không làm sai chức năng hiện có, vì vậy nhóm </w:t>
       </w:r>
       <w:r>
         <w:rPr>
@@ -7263,7 +6534,7 @@
           <w:i w:val="0"/>
           <w:sz w:val="26"/>
         </w:rPr>
-        <w:t xml:space="preserve"> trong tuần này. Hướng xử lý cần cả nhóm thống nhất: hoặc dùng (ví dụ gán </w:t>
+        <w:t xml:space="preserve"> trong tuần này. Hướng xử lý: dùng (gán </w:t>
       </w:r>
       <w:r>
         <w:rPr>
@@ -7518,7 +6789,7 @@
                 <w:i w:val="0"/>
                 <w:sz w:val="22"/>
               </w:rPr>
-              <w:t>FR-14 — sửa và khóa thuật ngữ</w:t>
+              <w:t>FR-14 — sửa thuật ngữ</w:t>
             </w:r>
           </w:p>
         </w:tc>
@@ -7537,7 +6808,7 @@
                 <w:i w:val="0"/>
                 <w:sz w:val="22"/>
               </w:rPr>
-              <w:t>Bản dịch người dùng sửa, cờ khóa</w:t>
+              <w:t>Bản dịch người dùng sửa</w:t>
             </w:r>
           </w:p>
         </w:tc>
@@ -7557,24 +6828,6 @@
                 <w:sz w:val="20"/>
               </w:rPr>
               <w:t>thuat_ngu.dich</w:t>
-            </w:r>
-            <w:r>
-              <w:rPr>
-                <w:rFonts w:ascii="Times New Roman" w:hAnsi="Times New Roman" w:eastAsia="Times New Roman"/>
-                <w:b w:val="0"/>
-                <w:i w:val="0"/>
-                <w:sz w:val="22"/>
-              </w:rPr>
-              <w:t xml:space="preserve">, </w:t>
-            </w:r>
-            <w:r>
-              <w:rPr>
-                <w:rFonts w:ascii="Consolas" w:hAnsi="Consolas" w:eastAsia="Consolas"/>
-                <w:b w:val="0"/>
-                <w:i w:val="0"/>
-                <w:sz w:val="20"/>
-              </w:rPr>
-              <w:t>thuat_ngu.khoa</w:t>
             </w:r>
           </w:p>
         </w:tc>
@@ -7595,7 +6848,7 @@
                 <w:i w:val="0"/>
                 <w:sz w:val="22"/>
               </w:rPr>
-              <w:t>FR-15 — không đếm trùng khi chạy lại</w:t>
+              <w:t>FR-15 — không ghi lặp khi chạy lại</w:t>
             </w:r>
           </w:p>
         </w:tc>
@@ -7750,7 +7003,7 @@
                 <w:i w:val="0"/>
                 <w:sz w:val="22"/>
               </w:rPr>
-              <w:t>Danh sách vùng kèm chỉ số câu, chế độ vùng</w:t>
+              <w:t>Danh sách vùng kèm chỉ số câu</w:t>
             </w:r>
           </w:p>
         </w:tc>
@@ -8644,7 +7897,16 @@
                 <w:i w:val="0"/>
                 <w:sz w:val="22"/>
               </w:rPr>
-              <w:t>Dùng hay bỏ các cột ở mục 1.6</w:t>
+              <w:t xml:space="preserve">Gán </w:t>
+            </w:r>
+            <w:r>
+              <w:rPr>
+                <w:rFonts w:ascii="Consolas" w:hAnsi="Consolas" w:eastAsia="Consolas"/>
+                <w:b w:val="0"/>
+                <w:i w:val="0"/>
+                <w:sz w:val="20"/>
+              </w:rPr>
+              <w:t>cong_viec.video_id</w:t>
             </w:r>
           </w:p>
         </w:tc>
@@ -8663,7 +7925,25 @@
                 <w:i w:val="0"/>
                 <w:sz w:val="22"/>
               </w:rPr>
-              <w:t>Cột khai báo mà không dùng khiến người đọc lược đồ hiểu nhầm</w:t>
+              <w:t xml:space="preserve">Hiện không truy được một công việc về hàng </w:t>
+            </w:r>
+            <w:r>
+              <w:rPr>
+                <w:rFonts w:ascii="Consolas" w:hAnsi="Consolas" w:eastAsia="Consolas"/>
+                <w:b w:val="0"/>
+                <w:i w:val="0"/>
+                <w:sz w:val="20"/>
+              </w:rPr>
+              <w:t>video</w:t>
+            </w:r>
+            <w:r>
+              <w:rPr>
+                <w:rFonts w:ascii="Times New Roman" w:hAnsi="Times New Roman" w:eastAsia="Times New Roman"/>
+                <w:b w:val="0"/>
+                <w:i w:val="0"/>
+                <w:sz w:val="22"/>
+              </w:rPr>
+              <w:t xml:space="preserve"> của nó qua CSDL</w:t>
             </w:r>
           </w:p>
         </w:tc>
@@ -8682,152 +7962,7 @@
                 <w:i w:val="0"/>
                 <w:sz w:val="22"/>
               </w:rPr>
-              <w:t>Cả nhóm; TV1 phụ trách CSDL</w:t>
-            </w:r>
-          </w:p>
-        </w:tc>
-      </w:tr>
-      <w:tr>
-        <w:tc>
-          <w:tcPr>
-            <w:tcW w:type="dxa" w:w="3135"/>
-          </w:tcPr>
-          <w:p>
-            <w:pPr>
-              <w:spacing w:before="40" w:after="40"/>
-            </w:pPr>
-            <w:r>
-              <w:rPr>
-                <w:rFonts w:ascii="Times New Roman" w:hAnsi="Times New Roman" w:eastAsia="Times New Roman"/>
-                <w:b w:val="0"/>
-                <w:i w:val="0"/>
-                <w:sz w:val="22"/>
-              </w:rPr>
-              <w:t xml:space="preserve">Gán </w:t>
-            </w:r>
-            <w:r>
-              <w:rPr>
-                <w:rFonts w:ascii="Consolas" w:hAnsi="Consolas" w:eastAsia="Consolas"/>
-                <w:b w:val="0"/>
-                <w:i w:val="0"/>
-                <w:sz w:val="20"/>
-              </w:rPr>
-              <w:t>cong_viec.video_id</w:t>
-            </w:r>
-          </w:p>
-        </w:tc>
-        <w:tc>
-          <w:tcPr>
-            <w:tcW w:type="dxa" w:w="3135"/>
-          </w:tcPr>
-          <w:p>
-            <w:pPr>
-              <w:spacing w:before="40" w:after="40"/>
-            </w:pPr>
-            <w:r>
-              <w:rPr>
-                <w:rFonts w:ascii="Times New Roman" w:hAnsi="Times New Roman" w:eastAsia="Times New Roman"/>
-                <w:b w:val="0"/>
-                <w:i w:val="0"/>
-                <w:sz w:val="22"/>
-              </w:rPr>
-              <w:t xml:space="preserve">Hiện không truy được một công việc về hàng </w:t>
-            </w:r>
-            <w:r>
-              <w:rPr>
-                <w:rFonts w:ascii="Consolas" w:hAnsi="Consolas" w:eastAsia="Consolas"/>
-                <w:b w:val="0"/>
-                <w:i w:val="0"/>
-                <w:sz w:val="20"/>
-              </w:rPr>
-              <w:t>video</w:t>
-            </w:r>
-            <w:r>
-              <w:rPr>
-                <w:rFonts w:ascii="Times New Roman" w:hAnsi="Times New Roman" w:eastAsia="Times New Roman"/>
-                <w:b w:val="0"/>
-                <w:i w:val="0"/>
-                <w:sz w:val="22"/>
-              </w:rPr>
-              <w:t xml:space="preserve"> của nó qua CSDL</w:t>
-            </w:r>
-          </w:p>
-        </w:tc>
-        <w:tc>
-          <w:tcPr>
-            <w:tcW w:type="dxa" w:w="3135"/>
-          </w:tcPr>
-          <w:p>
-            <w:pPr>
-              <w:spacing w:before="40" w:after="40"/>
-            </w:pPr>
-            <w:r>
-              <w:rPr>
-                <w:rFonts w:ascii="Times New Roman" w:hAnsi="Times New Roman" w:eastAsia="Times New Roman"/>
-                <w:b w:val="0"/>
-                <w:i w:val="0"/>
-                <w:sz w:val="22"/>
-              </w:rPr>
               <w:t>TV1</w:t>
-            </w:r>
-          </w:p>
-        </w:tc>
-      </w:tr>
-      <w:tr>
-        <w:tc>
-          <w:tcPr>
-            <w:tcW w:type="dxa" w:w="3135"/>
-          </w:tcPr>
-          <w:p>
-            <w:pPr>
-              <w:spacing w:before="40" w:after="40"/>
-            </w:pPr>
-            <w:r>
-              <w:rPr>
-                <w:rFonts w:ascii="Times New Roman" w:hAnsi="Times New Roman" w:eastAsia="Times New Roman"/>
-                <w:b w:val="0"/>
-                <w:i w:val="0"/>
-                <w:sz w:val="22"/>
-              </w:rPr>
-              <w:t>Ý nghĩa của ô "Khóa bản dịch"</w:t>
-            </w:r>
-          </w:p>
-        </w:tc>
-        <w:tc>
-          <w:tcPr>
-            <w:tcW w:type="dxa" w:w="3135"/>
-          </w:tcPr>
-          <w:p>
-            <w:pPr>
-              <w:spacing w:before="40" w:after="40"/>
-            </w:pPr>
-            <w:r>
-              <w:rPr>
-                <w:rFonts w:ascii="Times New Roman" w:hAnsi="Times New Roman" w:eastAsia="Times New Roman"/>
-                <w:b w:val="0"/>
-                <w:i w:val="0"/>
-                <w:sz w:val="22"/>
-              </w:rPr>
-              <w:t>Máy vốn không ghi đè bản dịch đã có, nên cờ khóa chưa đổi hành vi nào</w:t>
-            </w:r>
-          </w:p>
-        </w:tc>
-        <w:tc>
-          <w:tcPr>
-            <w:tcW w:type="dxa" w:w="3135"/>
-          </w:tcPr>
-          <w:p>
-            <w:pPr>
-              <w:spacing w:before="40" w:after="40"/>
-            </w:pPr>
-            <w:r>
-              <w:rPr>
-                <w:rFonts w:ascii="Times New Roman" w:hAnsi="Times New Roman" w:eastAsia="Times New Roman"/>
-                <w:b w:val="0"/>
-                <w:i w:val="0"/>
-                <w:sz w:val="22"/>
-              </w:rPr>
-              <w:t>TV3 phụ trách dịch và thuật ngữ</w:t>
             </w:r>
           </w:p>
         </w:tc>
